--- a/cv/Francisco-Martinez-Fenoll-CV.docx
+++ b/cv/Francisco-Martinez-Fenoll-CV.docx
@@ -60,7 +60,7 @@
         </w:rPr>
         <w:t xml:space="preserve">  •  </w:t>
       </w:r>
-      <w:hyperlink w:history="1" r:id="rIdrrbg1ef3hvlwqixr752qb">
+      <w:hyperlink w:history="1" r:id="rIdrilchlassrxikauj5wva4">
         <w:r>
           <w:rPr>
             <w:rFonts w:ascii="Georgia" w:cs="Georgia" w:eastAsia="Georgia" w:hAnsi="Georgia"/>
@@ -98,7 +98,7 @@
         </w:rPr>
         <w:t xml:space="preserve">  •  </w:t>
       </w:r>
-      <w:hyperlink w:history="1" r:id="rIddwoov7lvd1em9nunwowo3">
+      <w:hyperlink w:history="1" r:id="rId2atemapb7ko1bbde58xre">
         <w:r>
           <w:rPr>
             <w:rFonts w:ascii="Georgia" w:cs="Georgia" w:eastAsia="Georgia" w:hAnsi="Georgia"/>
@@ -118,7 +118,7 @@
         </w:rPr>
         <w:t xml:space="preserve">  •  </w:t>
       </w:r>
-      <w:hyperlink w:history="1" r:id="rIdhod0cg_gvhwsmo9waqr3g">
+      <w:hyperlink w:history="1" r:id="rIdkbgfiajluvqdctztd7zjb">
         <w:r>
           <w:rPr>
             <w:rFonts w:ascii="Georgia" w:cs="Georgia" w:eastAsia="Georgia" w:hAnsi="Georgia"/>
@@ -214,7 +214,7 @@
           <w:iCs/>
           <w:color w:val="000000"/>
         </w:rPr>
-        <w:t xml:space="preserve">AI Engineer | Fullstack &amp; Automation</w:t>
+        <w:t xml:space="preserve">AI Engineer | Fullstack and Automation</w:t>
       </w:r>
       <w:r>
         <w:rPr>
@@ -313,7 +313,7 @@
           <w:iCs/>
           <w:color w:val="000000"/>
         </w:rPr>
-        <w:t xml:space="preserve">Unity Developer | Netcode &amp; Game Design</w:t>
+        <w:t xml:space="preserve">Unity Developer | Netcode and Game Design</w:t>
       </w:r>
       <w:r>
         <w:rPr>
@@ -460,7 +460,7 @@
           <w:iCs/>
           <w:color w:val="000000"/>
         </w:rPr>
-        <w:t xml:space="preserve">Graphic Software Engineer | Tech Art &amp; Engine</w:t>
+        <w:t xml:space="preserve">Graphic Software Engineer | Tech Art and Engine</w:t>
       </w:r>
       <w:r>
         <w:rPr>
@@ -676,7 +676,7 @@
         </w:numPr>
         <w:spacing w:after="50" w:line="268"/>
       </w:pPr>
-      <w:hyperlink w:history="1" r:id="rIdemyn49-ps2rsr9yslotnu">
+      <w:hyperlink w:history="1" r:id="rId-ncccrc6bkl-quzumns2h">
         <w:r>
           <w:rPr>
             <w:rFonts w:ascii="Georgia" w:cs="Georgia" w:eastAsia="Georgia" w:hAnsi="Georgia"/>
@@ -704,7 +704,7 @@
         </w:numPr>
         <w:spacing w:after="50" w:line="268"/>
       </w:pPr>
-      <w:hyperlink w:history="1" r:id="rId0vvlpzloet0mmqq5klkt7">
+      <w:hyperlink w:history="1" r:id="rId1b8gomzeraewjvd4tt9_g">
         <w:r>
           <w:rPr>
             <w:rFonts w:ascii="Georgia" w:cs="Georgia" w:eastAsia="Georgia" w:hAnsi="Georgia"/>
@@ -732,7 +732,7 @@
         </w:numPr>
         <w:spacing w:after="50" w:line="268"/>
       </w:pPr>
-      <w:hyperlink w:history="1" r:id="rIdvitkgr_x_mjiru1rqbzke">
+      <w:hyperlink w:history="1" r:id="rIds_cgquls8ssmzsjcowur0">
         <w:r>
           <w:rPr>
             <w:rFonts w:ascii="Georgia" w:cs="Georgia" w:eastAsia="Georgia" w:hAnsi="Georgia"/>
@@ -760,7 +760,7 @@
         </w:numPr>
         <w:spacing w:after="50" w:line="268"/>
       </w:pPr>
-      <w:hyperlink w:history="1" r:id="rIdfpes36r3os7yj_vc-sp1u">
+      <w:hyperlink w:history="1" r:id="rId2c7z7divh5cehspc8irpa">
         <w:r>
           <w:rPr>
             <w:rFonts w:ascii="Georgia" w:cs="Georgia" w:eastAsia="Georgia" w:hAnsi="Georgia"/>
@@ -788,7 +788,7 @@
         </w:numPr>
         <w:spacing w:after="50" w:line="268"/>
       </w:pPr>
-      <w:hyperlink w:history="1" r:id="rIdtk6q1qwv-pt3q6qjsn2tf">
+      <w:hyperlink w:history="1" r:id="rIdapb8xjlvtp_9xisof7tsw">
         <w:r>
           <w:rPr>
             <w:rFonts w:ascii="Georgia" w:cs="Georgia" w:eastAsia="Georgia" w:hAnsi="Georgia"/>
@@ -816,7 +816,7 @@
         </w:numPr>
         <w:spacing w:after="50" w:line="268"/>
       </w:pPr>
-      <w:hyperlink w:history="1" r:id="rIdxhcwv2ltelqmrm4cx_fov">
+      <w:hyperlink w:history="1" r:id="rIdct9d4k24s3yzul4d1khbl">
         <w:r>
           <w:rPr>
             <w:rFonts w:ascii="Georgia" w:cs="Georgia" w:eastAsia="Georgia" w:hAnsi="Georgia"/>
@@ -960,7 +960,7 @@
           <w:bCs/>
           <w:color w:val="000000"/>
         </w:rPr>
-        <w:t xml:space="preserve">Frameworks &amp; Engines: </w:t>
+        <w:t xml:space="preserve">Frameworks and Engines: </w:t>
       </w:r>
       <w:r>
         <w:rPr>
@@ -981,7 +981,7 @@
           <w:bCs/>
           <w:color w:val="000000"/>
         </w:rPr>
-        <w:t xml:space="preserve">Cloud &amp; Tools: </w:t>
+        <w:t xml:space="preserve">Cloud and Tools: </w:t>
       </w:r>
       <w:r>
         <w:rPr>
